--- a/documentation/en/6_Additional_Contact_Recommendations.docx
+++ b/documentation/en/6_Additional_Contact_Recommendations.docx
@@ -35,9 +35,9 @@
       <w:r>
         <w:t>Contact, maintenance, and future recommendations</w:t>
         <w:br/>
-        <w:t>Technical source: oli_v6_deploy.py</w:t>
+        <w:t>Technical source: oli_v6_deploy.py + gpt_action_api.py</w:t>
         <w:br/>
-        <w:t>Updated: May 11, 2026</w:t>
+        <w:t>Updated: July 15, 2026</w:t>
       </w:r>
     </w:p>
     <w:p/>
@@ -853,6 +853,1135 @@
         <w:t>ILO register of access, data, and deployment owners.</w:t>
       </w:r>
     </w:p>
+    <w:p>
+      <w:pPr>
+        <w:pStyle w:val="Heading1"/>
+      </w:pPr>
+      <w:r>
+        <w:t>8. GPT assistant handoff and maintenance</w:t>
+      </w:r>
+    </w:p>
+    <w:p>
+      <w:r>
+        <w:t>The three GPTs published in ChatGPT and their FastAPI backend form a deliverable separate from the Streamlit app, with their own maintenance cycle, credentials, and failure modes.</w:t>
+      </w:r>
+    </w:p>
+    <w:p>
+      <w:pPr>
+        <w:pStyle w:val="Heading2"/>
+      </w:pPr>
+      <w:r>
+        <w:t>8.1 Assets to transfer</w:t>
+      </w:r>
+    </w:p>
+    <w:tbl>
+      <w:tblPr>
+        <w:tblStyle w:val="TableGrid"/>
+        <w:tblW w:type="auto" w:w="0"/>
+        <w:jc w:val="center"/>
+        <w:tblLook w:firstColumn="1" w:firstRow="1" w:lastColumn="0" w:lastRow="0" w:noHBand="0" w:noVBand="1" w:val="04A0"/>
+      </w:tblPr>
+      <w:tblGrid>
+        <w:gridCol w:w="3360"/>
+        <w:gridCol w:w="3360"/>
+        <w:gridCol w:w="3360"/>
+      </w:tblGrid>
+      <w:tr>
+        <w:trPr>
+          <w:cantSplit/>
+          <w:tblHeader w:val="true"/>
+        </w:trPr>
+        <w:tc>
+          <w:tcPr>
+            <w:tcW w:type="dxa" w:w="2592"/>
+            <w:vAlign w:val="top"/>
+            <w:shd w:fill="002F6C"/>
+          </w:tcPr>
+          <w:p>
+            <w:pPr>
+              <w:spacing w:after="60"/>
+            </w:pPr>
+            <w:r/>
+            <w:r>
+              <w:rPr>
+                <w:b/>
+                <w:color w:val="FFFFFF"/>
+              </w:rPr>
+              <w:t>Asset</w:t>
+            </w:r>
+          </w:p>
+        </w:tc>
+        <w:tc>
+          <w:tcPr>
+            <w:tcW w:type="dxa" w:w="3168"/>
+            <w:vAlign w:val="top"/>
+            <w:shd w:fill="002F6C"/>
+          </w:tcPr>
+          <w:p>
+            <w:pPr>
+              <w:spacing w:after="60"/>
+            </w:pPr>
+            <w:r/>
+            <w:r>
+              <w:rPr>
+                <w:b/>
+                <w:color w:val="FFFFFF"/>
+              </w:rPr>
+              <w:t>Where it lives</w:t>
+            </w:r>
+          </w:p>
+        </w:tc>
+        <w:tc>
+          <w:tcPr>
+            <w:tcW w:type="dxa" w:w="4032"/>
+            <w:vAlign w:val="top"/>
+            <w:shd w:fill="002F6C"/>
+          </w:tcPr>
+          <w:p>
+            <w:pPr>
+              <w:spacing w:after="60"/>
+            </w:pPr>
+            <w:r/>
+            <w:r>
+              <w:rPr>
+                <w:b/>
+                <w:color w:val="FFFFFF"/>
+              </w:rPr>
+              <w:t>Who should control it</w:t>
+            </w:r>
+          </w:p>
+        </w:tc>
+      </w:tr>
+      <w:tr>
+        <w:trPr>
+          <w:cantSplit/>
+        </w:trPr>
+        <w:tc>
+          <w:tcPr>
+            <w:tcW w:type="dxa" w:w="2592"/>
+            <w:vAlign w:val="top"/>
+          </w:tcPr>
+          <w:p>
+            <w:pPr>
+              <w:spacing w:after="60"/>
+            </w:pPr>
+            <w:r/>
+            <w:r>
+              <w:rPr>
+                <w:b w:val="0"/>
+              </w:rPr>
+              <w:t>The three published GPTs</w:t>
+            </w:r>
+          </w:p>
+        </w:tc>
+        <w:tc>
+          <w:tcPr>
+            <w:tcW w:type="dxa" w:w="3168"/>
+            <w:vAlign w:val="top"/>
+          </w:tcPr>
+          <w:p>
+            <w:pPr>
+              <w:spacing w:after="60"/>
+            </w:pPr>
+            <w:r/>
+            <w:r>
+              <w:rPr>
+                <w:b w:val="0"/>
+              </w:rPr>
+              <w:t>The ChatGPT account where they were created</w:t>
+            </w:r>
+          </w:p>
+        </w:tc>
+        <w:tc>
+          <w:tcPr>
+            <w:tcW w:type="dxa" w:w="4032"/>
+            <w:vAlign w:val="top"/>
+          </w:tcPr>
+          <w:p>
+            <w:pPr>
+              <w:spacing w:after="60"/>
+            </w:pPr>
+            <w:r/>
+            <w:r>
+              <w:rPr>
+                <w:b w:val="0"/>
+              </w:rPr>
+              <w:t>Should migrate to an institutional ILO account; while they remain on a personal account, continuity depends on that account.</w:t>
+            </w:r>
+          </w:p>
+        </w:tc>
+      </w:tr>
+      <w:tr>
+        <w:trPr>
+          <w:cantSplit/>
+        </w:trPr>
+        <w:tc>
+          <w:tcPr>
+            <w:tcW w:type="dxa" w:w="2592"/>
+            <w:vAlign w:val="top"/>
+          </w:tcPr>
+          <w:p>
+            <w:pPr>
+              <w:spacing w:after="60"/>
+            </w:pPr>
+            <w:r/>
+            <w:r>
+              <w:rPr>
+                <w:b w:val="0"/>
+              </w:rPr>
+              <w:t>Backend service</w:t>
+            </w:r>
+          </w:p>
+        </w:tc>
+        <w:tc>
+          <w:tcPr>
+            <w:tcW w:type="dxa" w:w="3168"/>
+            <w:vAlign w:val="top"/>
+          </w:tcPr>
+          <w:p>
+            <w:pPr>
+              <w:spacing w:after="60"/>
+            </w:pPr>
+            <w:r/>
+            <w:r>
+              <w:rPr>
+                <w:b w:val="0"/>
+              </w:rPr>
+              <w:t>Render.com, service ilo-prodoc-appraisal-v3</w:t>
+            </w:r>
+          </w:p>
+        </w:tc>
+        <w:tc>
+          <w:tcPr>
+            <w:tcW w:type="dxa" w:w="4032"/>
+            <w:vAlign w:val="top"/>
+          </w:tcPr>
+          <w:p>
+            <w:pPr>
+              <w:spacing w:after="60"/>
+            </w:pPr>
+            <w:r/>
+            <w:r>
+              <w:rPr>
+                <w:b w:val="0"/>
+              </w:rPr>
+              <w:t>ILO technical administrator.</w:t>
+            </w:r>
+          </w:p>
+        </w:tc>
+      </w:tr>
+      <w:tr>
+        <w:trPr>
+          <w:cantSplit/>
+        </w:trPr>
+        <w:tc>
+          <w:tcPr>
+            <w:tcW w:type="dxa" w:w="2592"/>
+            <w:vAlign w:val="top"/>
+          </w:tcPr>
+          <w:p>
+            <w:pPr>
+              <w:spacing w:after="60"/>
+            </w:pPr>
+            <w:r/>
+            <w:r>
+              <w:rPr>
+                <w:b w:val="0"/>
+              </w:rPr>
+              <w:t>OPENAI_API_KEY</w:t>
+            </w:r>
+          </w:p>
+        </w:tc>
+        <w:tc>
+          <w:tcPr>
+            <w:tcW w:type="dxa" w:w="3168"/>
+            <w:vAlign w:val="top"/>
+          </w:tcPr>
+          <w:p>
+            <w:pPr>
+              <w:spacing w:after="60"/>
+            </w:pPr>
+            <w:r/>
+            <w:r>
+              <w:rPr>
+                <w:b w:val="0"/>
+              </w:rPr>
+              <w:t>Environment variable in Render</w:t>
+            </w:r>
+          </w:p>
+        </w:tc>
+        <w:tc>
+          <w:tcPr>
+            <w:tcW w:type="dxa" w:w="4032"/>
+            <w:vAlign w:val="top"/>
+          </w:tcPr>
+          <w:p>
+            <w:pPr>
+              <w:spacing w:after="60"/>
+            </w:pPr>
+            <w:r/>
+            <w:r>
+              <w:rPr>
+                <w:b w:val="0"/>
+              </w:rPr>
+              <w:t>ILO technical administrator; determines which account is billed for usage.</w:t>
+            </w:r>
+          </w:p>
+        </w:tc>
+      </w:tr>
+      <w:tr>
+        <w:trPr>
+          <w:cantSplit/>
+        </w:trPr>
+        <w:tc>
+          <w:tcPr>
+            <w:tcW w:type="dxa" w:w="2592"/>
+            <w:vAlign w:val="top"/>
+          </w:tcPr>
+          <w:p>
+            <w:pPr>
+              <w:spacing w:after="60"/>
+            </w:pPr>
+            <w:r/>
+            <w:r>
+              <w:rPr>
+                <w:b w:val="0"/>
+              </w:rPr>
+              <w:t>ILO_GPT_ACTION_API_KEY</w:t>
+            </w:r>
+          </w:p>
+        </w:tc>
+        <w:tc>
+          <w:tcPr>
+            <w:tcW w:type="dxa" w:w="3168"/>
+            <w:vAlign w:val="top"/>
+          </w:tcPr>
+          <w:p>
+            <w:pPr>
+              <w:spacing w:after="60"/>
+            </w:pPr>
+            <w:r/>
+            <w:r>
+              <w:rPr>
+                <w:b w:val="0"/>
+              </w:rPr>
+              <w:t>Environment variable in Render and in all three Actions</w:t>
+            </w:r>
+          </w:p>
+        </w:tc>
+        <w:tc>
+          <w:tcPr>
+            <w:tcW w:type="dxa" w:w="4032"/>
+            <w:vAlign w:val="top"/>
+          </w:tcPr>
+          <w:p>
+            <w:pPr>
+              <w:spacing w:after="60"/>
+            </w:pPr>
+            <w:r/>
+            <w:r>
+              <w:rPr>
+                <w:b w:val="0"/>
+              </w:rPr>
+              <w:t>ILO technical administrator.</w:t>
+            </w:r>
+          </w:p>
+        </w:tc>
+      </w:tr>
+      <w:tr>
+        <w:trPr>
+          <w:cantSplit/>
+        </w:trPr>
+        <w:tc>
+          <w:tcPr>
+            <w:tcW w:type="dxa" w:w="2592"/>
+            <w:vAlign w:val="top"/>
+          </w:tcPr>
+          <w:p>
+            <w:pPr>
+              <w:spacing w:after="60"/>
+            </w:pPr>
+            <w:r/>
+            <w:r>
+              <w:rPr>
+                <w:b w:val="0"/>
+              </w:rPr>
+              <w:t>Private GPT links</w:t>
+            </w:r>
+          </w:p>
+        </w:tc>
+        <w:tc>
+          <w:tcPr>
+            <w:tcW w:type="dxa" w:w="3168"/>
+            <w:vAlign w:val="top"/>
+          </w:tcPr>
+          <w:p>
+            <w:pPr>
+              <w:spacing w:after="60"/>
+            </w:pPr>
+            <w:r/>
+            <w:r>
+              <w:rPr>
+                <w:b w:val="0"/>
+              </w:rPr>
+              <w:t>Internal ILO distribution</w:t>
+            </w:r>
+          </w:p>
+        </w:tc>
+        <w:tc>
+          <w:tcPr>
+            <w:tcW w:type="dxa" w:w="4032"/>
+            <w:vAlign w:val="top"/>
+          </w:tcPr>
+          <w:p>
+            <w:pPr>
+              <w:spacing w:after="60"/>
+            </w:pPr>
+            <w:r/>
+            <w:r>
+              <w:rPr>
+                <w:b w:val="0"/>
+              </w:rPr>
+              <w:t>Owning team. All three are set to "Anyone with a link": the link is a bearer credential and the distribution list is the only access control.</w:t>
+            </w:r>
+          </w:p>
+        </w:tc>
+      </w:tr>
+      <w:tr>
+        <w:trPr>
+          <w:cantSplit/>
+        </w:trPr>
+        <w:tc>
+          <w:tcPr>
+            <w:tcW w:type="dxa" w:w="2592"/>
+            <w:vAlign w:val="top"/>
+          </w:tcPr>
+          <w:p>
+            <w:pPr>
+              <w:spacing w:after="60"/>
+            </w:pPr>
+            <w:r/>
+            <w:r>
+              <w:rPr>
+                <w:b w:val="0"/>
+              </w:rPr>
+              <w:t xml:space="preserve">  · Quality Appraisal (Tab 1 v3)</w:t>
+            </w:r>
+          </w:p>
+        </w:tc>
+        <w:tc>
+          <w:tcPr>
+            <w:tcW w:type="dxa" w:w="3168"/>
+            <w:vAlign w:val="top"/>
+          </w:tcPr>
+          <w:p>
+            <w:pPr>
+              <w:spacing w:after="60"/>
+            </w:pPr>
+            <w:r/>
+            <w:r>
+              <w:rPr>
+                <w:b w:val="0"/>
+              </w:rPr>
+              <w:t>https://chatgpt.com/g/g-6a2643b11e708191adc1c03e64260a25-ilo-prodoc-quality-appraisal</w:t>
+            </w:r>
+          </w:p>
+        </w:tc>
+        <w:tc>
+          <w:tcPr>
+            <w:tcW w:type="dxa" w:w="4032"/>
+            <w:vAlign w:val="top"/>
+          </w:tcPr>
+          <w:p>
+            <w:pPr>
+              <w:spacing w:after="60"/>
+            </w:pPr>
+            <w:r/>
+            <w:r>
+              <w:rPr>
+                <w:b w:val="0"/>
+              </w:rPr>
+              <w:t>Private link; requires a ChatGPT account.</w:t>
+            </w:r>
+          </w:p>
+        </w:tc>
+      </w:tr>
+      <w:tr>
+        <w:trPr>
+          <w:cantSplit/>
+        </w:trPr>
+        <w:tc>
+          <w:tcPr>
+            <w:tcW w:type="dxa" w:w="2592"/>
+            <w:vAlign w:val="top"/>
+          </w:tcPr>
+          <w:p>
+            <w:pPr>
+              <w:spacing w:after="60"/>
+            </w:pPr>
+            <w:r/>
+            <w:r>
+              <w:rPr>
+                <w:b w:val="0"/>
+              </w:rPr>
+              <w:t xml:space="preserve">  · Specific Attributes (Tab 2)</w:t>
+            </w:r>
+          </w:p>
+        </w:tc>
+        <w:tc>
+          <w:tcPr>
+            <w:tcW w:type="dxa" w:w="3168"/>
+            <w:vAlign w:val="top"/>
+          </w:tcPr>
+          <w:p>
+            <w:pPr>
+              <w:spacing w:after="60"/>
+            </w:pPr>
+            <w:r/>
+            <w:r>
+              <w:rPr>
+                <w:b w:val="0"/>
+              </w:rPr>
+              <w:t>https://chatgpt.com/g/g-6a43cc82d4d08191bf6e60357453e336-oit-diagnostico-de-atributos-especificos</w:t>
+            </w:r>
+          </w:p>
+        </w:tc>
+        <w:tc>
+          <w:tcPr>
+            <w:tcW w:type="dxa" w:w="4032"/>
+            <w:vAlign w:val="top"/>
+          </w:tcPr>
+          <w:p>
+            <w:pPr>
+              <w:spacing w:after="60"/>
+            </w:pPr>
+            <w:r/>
+            <w:r>
+              <w:rPr>
+                <w:b w:val="0"/>
+              </w:rPr>
+              <w:t>Private link; requires a ChatGPT account.</w:t>
+            </w:r>
+          </w:p>
+        </w:tc>
+      </w:tr>
+      <w:tr>
+        <w:trPr>
+          <w:cantSplit/>
+        </w:trPr>
+        <w:tc>
+          <w:tcPr>
+            <w:tcW w:type="dxa" w:w="2592"/>
+            <w:vAlign w:val="top"/>
+          </w:tcPr>
+          <w:p>
+            <w:pPr>
+              <w:spacing w:after="60"/>
+            </w:pPr>
+            <w:r/>
+            <w:r>
+              <w:rPr>
+                <w:b w:val="0"/>
+              </w:rPr>
+              <w:t xml:space="preserve">  · Sustainability (Tab 3)</w:t>
+            </w:r>
+          </w:p>
+        </w:tc>
+        <w:tc>
+          <w:tcPr>
+            <w:tcW w:type="dxa" w:w="3168"/>
+            <w:vAlign w:val="top"/>
+          </w:tcPr>
+          <w:p>
+            <w:pPr>
+              <w:spacing w:after="60"/>
+            </w:pPr>
+            <w:r/>
+            <w:r>
+              <w:rPr>
+                <w:b w:val="0"/>
+              </w:rPr>
+              <w:t>https://chatgpt.com/g/g-6a43d24307b88191bb362632f133c0f3-oit-diagnostico-de-sostenibilidad-del-proyecto</w:t>
+            </w:r>
+          </w:p>
+        </w:tc>
+        <w:tc>
+          <w:tcPr>
+            <w:tcW w:type="dxa" w:w="4032"/>
+            <w:vAlign w:val="top"/>
+          </w:tcPr>
+          <w:p>
+            <w:pPr>
+              <w:spacing w:after="60"/>
+            </w:pPr>
+            <w:r/>
+            <w:r>
+              <w:rPr>
+                <w:b w:val="0"/>
+              </w:rPr>
+              <w:t>Private link; requires a ChatGPT account.</w:t>
+            </w:r>
+          </w:p>
+        </w:tc>
+      </w:tr>
+      <w:tr>
+        <w:trPr>
+          <w:cantSplit/>
+        </w:trPr>
+        <w:tc>
+          <w:tcPr>
+            <w:tcW w:type="dxa" w:w="2592"/>
+            <w:vAlign w:val="top"/>
+          </w:tcPr>
+          <w:p>
+            <w:pPr>
+              <w:spacing w:after="60"/>
+            </w:pPr>
+            <w:r/>
+            <w:r>
+              <w:rPr>
+                <w:b w:val="0"/>
+              </w:rPr>
+              <w:t xml:space="preserve">  · Shared backend</w:t>
+            </w:r>
+          </w:p>
+        </w:tc>
+        <w:tc>
+          <w:tcPr>
+            <w:tcW w:type="dxa" w:w="3168"/>
+            <w:vAlign w:val="top"/>
+          </w:tcPr>
+          <w:p>
+            <w:pPr>
+              <w:spacing w:after="60"/>
+            </w:pPr>
+            <w:r/>
+            <w:r>
+              <w:rPr>
+                <w:b w:val="0"/>
+              </w:rPr>
+              <w:t>https://ilo-prodoc-appraisal-v3.onrender.com</w:t>
+            </w:r>
+          </w:p>
+        </w:tc>
+        <w:tc>
+          <w:tcPr>
+            <w:tcW w:type="dxa" w:w="4032"/>
+            <w:vAlign w:val="top"/>
+          </w:tcPr>
+          <w:p>
+            <w:pPr>
+              <w:spacing w:after="60"/>
+            </w:pPr>
+            <w:r/>
+            <w:r>
+              <w:rPr>
+                <w:b w:val="0"/>
+              </w:rPr>
+              <w:t>FastAPI on Render; public probe at /health.</w:t>
+            </w:r>
+          </w:p>
+        </w:tc>
+      </w:tr>
+      <w:tr>
+        <w:trPr>
+          <w:cantSplit/>
+        </w:trPr>
+        <w:tc>
+          <w:tcPr>
+            <w:tcW w:type="dxa" w:w="2592"/>
+            <w:vAlign w:val="top"/>
+          </w:tcPr>
+          <w:p>
+            <w:pPr>
+              <w:spacing w:after="60"/>
+            </w:pPr>
+            <w:r/>
+            <w:r>
+              <w:rPr>
+                <w:b w:val="0"/>
+              </w:rPr>
+              <w:t>Code and rubrics</w:t>
+            </w:r>
+          </w:p>
+        </w:tc>
+        <w:tc>
+          <w:tcPr>
+            <w:tcW w:type="dxa" w:w="3168"/>
+            <w:vAlign w:val="top"/>
+          </w:tcPr>
+          <w:p>
+            <w:pPr>
+              <w:spacing w:after="60"/>
+            </w:pPr>
+            <w:r/>
+            <w:r>
+              <w:rPr>
+                <w:b w:val="0"/>
+              </w:rPr>
+              <w:t>Project repository</w:t>
+            </w:r>
+          </w:p>
+        </w:tc>
+        <w:tc>
+          <w:tcPr>
+            <w:tcW w:type="dxa" w:w="4032"/>
+            <w:vAlign w:val="top"/>
+          </w:tcPr>
+          <w:p>
+            <w:pPr>
+              <w:spacing w:after="60"/>
+            </w:pPr>
+            <w:r/>
+            <w:r>
+              <w:rPr>
+                <w:b w:val="0"/>
+              </w:rPr>
+              <w:t>ILO technical administrator.</w:t>
+            </w:r>
+          </w:p>
+        </w:tc>
+      </w:tr>
+    </w:tbl>
+    <w:p/>
+    <w:p>
+      <w:r>
+        <w:t>Migrating the GPTs to an institutional account is the single most important handoff action and cannot be deferred indefinitely: a GPT published from a personal account stops being available if that account is closed or changes plan.</w:t>
+      </w:r>
+    </w:p>
+    <w:p>
+      <w:pPr>
+        <w:pStyle w:val="Heading2"/>
+      </w:pPr>
+      <w:r>
+        <w:t>8.2 GPT layer maintenance routine</w:t>
+      </w:r>
+    </w:p>
+    <w:tbl>
+      <w:tblPr>
+        <w:tblStyle w:val="TableGrid"/>
+        <w:tblW w:type="auto" w:w="0"/>
+        <w:jc w:val="center"/>
+        <w:tblLook w:firstColumn="1" w:firstRow="1" w:lastColumn="0" w:lastRow="0" w:noHBand="0" w:noVBand="1" w:val="04A0"/>
+      </w:tblPr>
+      <w:tblGrid>
+        <w:gridCol w:w="5040"/>
+        <w:gridCol w:w="5040"/>
+      </w:tblGrid>
+      <w:tr>
+        <w:trPr>
+          <w:cantSplit/>
+          <w:tblHeader w:val="true"/>
+        </w:trPr>
+        <w:tc>
+          <w:tcPr>
+            <w:tcW w:type="dxa" w:w="3168"/>
+            <w:vAlign w:val="top"/>
+            <w:shd w:fill="002F6C"/>
+          </w:tcPr>
+          <w:p>
+            <w:pPr>
+              <w:spacing w:after="60"/>
+            </w:pPr>
+            <w:r/>
+            <w:r>
+              <w:rPr>
+                <w:b/>
+                <w:color w:val="FFFFFF"/>
+              </w:rPr>
+              <w:t>Frequency</w:t>
+            </w:r>
+          </w:p>
+        </w:tc>
+        <w:tc>
+          <w:tcPr>
+            <w:tcW w:type="dxa" w:w="6624"/>
+            <w:vAlign w:val="top"/>
+            <w:shd w:fill="002F6C"/>
+          </w:tcPr>
+          <w:p>
+            <w:pPr>
+              <w:spacing w:after="60"/>
+            </w:pPr>
+            <w:r/>
+            <w:r>
+              <w:rPr>
+                <w:b/>
+                <w:color w:val="FFFFFF"/>
+              </w:rPr>
+              <w:t>Activity</w:t>
+            </w:r>
+          </w:p>
+        </w:tc>
+      </w:tr>
+      <w:tr>
+        <w:trPr>
+          <w:cantSplit/>
+        </w:trPr>
+        <w:tc>
+          <w:tcPr>
+            <w:tcW w:type="dxa" w:w="3168"/>
+            <w:vAlign w:val="top"/>
+          </w:tcPr>
+          <w:p>
+            <w:pPr>
+              <w:spacing w:after="60"/>
+            </w:pPr>
+            <w:r/>
+            <w:r>
+              <w:rPr>
+                <w:b w:val="0"/>
+              </w:rPr>
+              <w:t>Weekly during active operation</w:t>
+            </w:r>
+          </w:p>
+        </w:tc>
+        <w:tc>
+          <w:tcPr>
+            <w:tcW w:type="dxa" w:w="6624"/>
+            <w:vAlign w:val="top"/>
+          </w:tcPr>
+          <w:p>
+            <w:pPr>
+              <w:spacing w:after="60"/>
+            </w:pPr>
+            <w:r/>
+            <w:r>
+              <w:rPr>
+                <w:b w:val="0"/>
+              </w:rPr>
+              <w:t>Confirm GET /health responds and run a short evaluation on one of the three assistants.</w:t>
+            </w:r>
+          </w:p>
+        </w:tc>
+      </w:tr>
+      <w:tr>
+        <w:trPr>
+          <w:cantSplit/>
+        </w:trPr>
+        <w:tc>
+          <w:tcPr>
+            <w:tcW w:type="dxa" w:w="3168"/>
+            <w:vAlign w:val="top"/>
+          </w:tcPr>
+          <w:p>
+            <w:pPr>
+              <w:spacing w:after="60"/>
+            </w:pPr>
+            <w:r/>
+            <w:r>
+              <w:rPr>
+                <w:b w:val="0"/>
+              </w:rPr>
+              <w:t>Monthly</w:t>
+            </w:r>
+          </w:p>
+        </w:tc>
+        <w:tc>
+          <w:tcPr>
+            <w:tcW w:type="dxa" w:w="6624"/>
+            <w:vAlign w:val="top"/>
+          </w:tcPr>
+          <w:p>
+            <w:pPr>
+              <w:spacing w:after="60"/>
+            </w:pPr>
+            <w:r/>
+            <w:r>
+              <w:rPr>
+                <w:b w:val="0"/>
+              </w:rPr>
+              <w:t>Test all three assistants with a sample document and confirm the XLSX downloads and opens.</w:t>
+            </w:r>
+          </w:p>
+        </w:tc>
+      </w:tr>
+      <w:tr>
+        <w:trPr>
+          <w:cantSplit/>
+        </w:trPr>
+        <w:tc>
+          <w:tcPr>
+            <w:tcW w:type="dxa" w:w="3168"/>
+            <w:vAlign w:val="top"/>
+          </w:tcPr>
+          <w:p>
+            <w:pPr>
+              <w:spacing w:after="60"/>
+            </w:pPr>
+            <w:r/>
+            <w:r>
+              <w:rPr>
+                <w:b w:val="0"/>
+              </w:rPr>
+              <w:t>Monthly during the pilot phase</w:t>
+            </w:r>
+          </w:p>
+        </w:tc>
+        <w:tc>
+          <w:tcPr>
+            <w:tcW w:type="dxa" w:w="6624"/>
+            <w:vAlign w:val="top"/>
+          </w:tcPr>
+          <w:p>
+            <w:pPr>
+              <w:spacing w:after="60"/>
+            </w:pPr>
+            <w:r/>
+            <w:r>
+              <w:rPr>
+                <w:b w:val="0"/>
+              </w:rPr>
+              <w:t>Review consumption in the OpenAI dashboard and project the budget exhaustion date.</w:t>
+            </w:r>
+          </w:p>
+        </w:tc>
+      </w:tr>
+      <w:tr>
+        <w:trPr>
+          <w:cantSplit/>
+        </w:trPr>
+        <w:tc>
+          <w:tcPr>
+            <w:tcW w:type="dxa" w:w="3168"/>
+            <w:vAlign w:val="top"/>
+          </w:tcPr>
+          <w:p>
+            <w:pPr>
+              <w:spacing w:after="60"/>
+            </w:pPr>
+            <w:r/>
+            <w:r>
+              <w:rPr>
+                <w:b w:val="0"/>
+              </w:rPr>
+              <w:t>When updating a rubric</w:t>
+            </w:r>
+          </w:p>
+        </w:tc>
+        <w:tc>
+          <w:tcPr>
+            <w:tcW w:type="dxa" w:w="6624"/>
+            <w:vAlign w:val="top"/>
+          </w:tcPr>
+          <w:p>
+            <w:pPr>
+              <w:spacing w:after="60"/>
+            </w:pPr>
+            <w:r/>
+            <w:r>
+              <w:rPr>
+                <w:b w:val="0"/>
+              </w:rPr>
+              <w:t>Replace the XLSX, test locally, push to main, and verify the redeploy with a scoped evaluation.</w:t>
+            </w:r>
+          </w:p>
+        </w:tc>
+      </w:tr>
+      <w:tr>
+        <w:trPr>
+          <w:cantSplit/>
+        </w:trPr>
+        <w:tc>
+          <w:tcPr>
+            <w:tcW w:type="dxa" w:w="3168"/>
+            <w:vAlign w:val="top"/>
+          </w:tcPr>
+          <w:p>
+            <w:pPr>
+              <w:spacing w:after="60"/>
+            </w:pPr>
+            <w:r/>
+            <w:r>
+              <w:rPr>
+                <w:b w:val="0"/>
+              </w:rPr>
+              <w:t>When editing instructions or starter buttons</w:t>
+            </w:r>
+          </w:p>
+        </w:tc>
+        <w:tc>
+          <w:tcPr>
+            <w:tcW w:type="dxa" w:w="6624"/>
+            <w:vAlign w:val="top"/>
+          </w:tcPr>
+          <w:p>
+            <w:pPr>
+              <w:spacing w:after="60"/>
+            </w:pPr>
+            <w:r/>
+            <w:r>
+              <w:rPr>
+                <w:b w:val="0"/>
+              </w:rPr>
+              <w:t>Update docs/gpt_onboarding_es.md too, so documentation does not drift from the assistants.</w:t>
+            </w:r>
+          </w:p>
+        </w:tc>
+      </w:tr>
+      <w:tr>
+        <w:trPr>
+          <w:cantSplit/>
+        </w:trPr>
+        <w:tc>
+          <w:tcPr>
+            <w:tcW w:type="dxa" w:w="3168"/>
+            <w:vAlign w:val="top"/>
+          </w:tcPr>
+          <w:p>
+            <w:pPr>
+              <w:spacing w:after="60"/>
+            </w:pPr>
+            <w:r/>
+            <w:r>
+              <w:rPr>
+                <w:b w:val="0"/>
+              </w:rPr>
+              <w:t>Every 6-12 months</w:t>
+            </w:r>
+          </w:p>
+        </w:tc>
+        <w:tc>
+          <w:tcPr>
+            <w:tcW w:type="dxa" w:w="6624"/>
+            <w:vAlign w:val="top"/>
+          </w:tcPr>
+          <w:p>
+            <w:pPr>
+              <w:spacing w:after="60"/>
+            </w:pPr>
+            <w:r/>
+            <w:r>
+              <w:rPr>
+                <w:b w:val="0"/>
+              </w:rPr>
+              <w:t>Review available models, costs, API limits, and the Render plan.</w:t>
+            </w:r>
+          </w:p>
+        </w:tc>
+      </w:tr>
+    </w:tbl>
+    <w:p/>
+    <w:p>
+      <w:pPr>
+        <w:pStyle w:val="Heading2"/>
+      </w:pPr>
+      <w:r>
+        <w:t>8.3 Change acceptance criteria for the GPT layer</w:t>
+      </w:r>
+    </w:p>
+    <w:p>
+      <w:pPr>
+        <w:pStyle w:val="ListBullet"/>
+      </w:pPr>
+      <w:r>
+        <w:t>GET /health responds after deployment.</w:t>
+      </w:r>
+    </w:p>
+    <w:p>
+      <w:pPr>
+        <w:pStyle w:val="ListBullet"/>
+      </w:pPr>
+      <w:r>
+        <w:t>GET /privacy responds: ChatGPT requires it to keep a GPT with an Action published.</w:t>
+      </w:r>
+    </w:p>
+    <w:p>
+      <w:pPr>
+        <w:pStyle w:val="ListBullet"/>
+      </w:pPr>
+      <w:r>
+        <w:t>Each of the three assistants completes a scoped test evaluation and delivers its XLSX.</w:t>
+      </w:r>
+    </w:p>
+    <w:p>
+      <w:pPr>
+        <w:pStyle w:val="ListBullet"/>
+      </w:pPr>
+      <w:r>
+        <w:t>The specific-attributes and sustainability XLSX outputs include the stability column.</w:t>
+      </w:r>
+    </w:p>
+    <w:p>
+      <w:pPr>
+        <w:pStyle w:val="ListBullet"/>
+      </w:pPr>
+      <w:r>
+        <w:t>All three Actions point at the correct server and authenticate with the current key.</w:t>
+      </w:r>
+    </w:p>
+    <w:p>
+      <w:pPr>
+        <w:pStyle w:val="ListBullet"/>
+      </w:pPr>
+      <w:r>
+        <w:t>Greeting an assistant with no attachment makes it introduce itself rather than wait in silence.</w:t>
+      </w:r>
+    </w:p>
+    <w:p>
+      <w:pPr>
+        <w:pStyle w:val="Heading2"/>
+      </w:pPr>
+      <w:r>
+        <w:t>8.4 Continuity and cost recommendations</w:t>
+      </w:r>
+    </w:p>
+    <w:p>
+      <w:pPr>
+        <w:pStyle w:val="ListBullet"/>
+      </w:pPr>
+      <w:r>
+        <w:t>Migrate the three GPTs to an institutional ILO account before widening usage.</w:t>
+      </w:r>
+    </w:p>
+    <w:p>
+      <w:pPr>
+        <w:pStyle w:val="ListBullet"/>
+      </w:pPr>
+      <w:r>
+        <w:t>Replace in-memory job storage with Redis or an equivalent if usage moves beyond a pilot: today a redeploy loses in-flight evaluations.</w:t>
+      </w:r>
+    </w:p>
+    <w:p>
+      <w:pPr>
+        <w:pStyle w:val="ListBullet"/>
+      </w:pPr>
+      <w:r>
+        <w:t>Consider a paid Render plan if cold-start latency degrades the user experience.</w:t>
+      </w:r>
+    </w:p>
+    <w:p>
+      <w:pPr>
+        <w:pStyle w:val="ListBullet"/>
+      </w:pPr>
+      <w:r>
+        <w:t>Watch the cost of the stability repeats: 10 runs per criterion in quality appraisal and 5 in the other two assistants. A full appraisal issues on the order of 760 model calls and is by far the most expensive workflow. Lowering STABILITY_REPEATS is the most direct lever if budget tightens, at the cost of reliability; lowering it in tab1_v3_core saves the most.</w:t>
+      </w:r>
+    </w:p>
+    <w:p>
+      <w:pPr>
+        <w:pStyle w:val="ListBullet"/>
+      </w:pPr>
+      <w:r>
+        <w:t>Use separate API keys per assistant if consumption must be attributed to each: the OpenAI dashboard breaks down by key, not by GPT.</w:t>
+      </w:r>
+    </w:p>
+    <w:p>
+      <w:pPr>
+        <w:pStyle w:val="ListBullet"/>
+      </w:pPr>
+      <w:r>
+        <w:t>Prefer section- or dimension-scoped evaluations over the full rubric when verifying a specific point: it cuts cost and time without losing value.</w:t>
+      </w:r>
+    </w:p>
+    <w:p>
+      <w:pPr>
+        <w:pStyle w:val="ListBullet"/>
+      </w:pPr>
+      <w:r>
+        <w:t>Record the observed unit cost during the pilot so a larger deployment can be estimated.</w:t>
+      </w:r>
+    </w:p>
     <w:sectPr>
       <w:pgSz w:w="12240" w:h="15840"/>
       <w:pgMar w:top="1008" w:right="1080" w:bottom="1008" w:left="1080" w:header="720" w:footer="720" w:gutter="0"/>
